--- a/Documentation/Mid.docx
+++ b/Documentation/Mid.docx
@@ -70,7 +70,6 @@
     </w:p>
     <w:p>
       <w:pPr>
-        <w:jc w:val="center"/>
         <w:rPr>
           <w:b/>
           <w:bCs/>
@@ -91,7 +90,6 @@
     </w:p>
     <w:p>
       <w:pPr>
-        <w:jc w:val="center"/>
         <w:rPr>
           <w:b/>
           <w:bCs/>
@@ -120,6 +118,14 @@
           <w:sz w:val="96"/>
           <w:szCs w:val="96"/>
         </w:rPr>
+        <w:t xml:space="preserve"> </w:t>
+      </w:r>
+      <w:r>
+        <w:rPr>
+          <w:color w:val="4472C4" w:themeColor="accent1"/>
+          <w:sz w:val="96"/>
+          <w:szCs w:val="96"/>
+        </w:rPr>
         <w:t>Introduction to Project</w:t>
       </w:r>
     </w:p>
@@ -152,10 +158,7 @@
     <w:p/>
     <w:p/>
     <w:p/>
-    <w:p>
-      <w:bookmarkStart w:id="0" w:name="_GoBack"/>
-      <w:bookmarkEnd w:id="0"/>
-    </w:p>
+    <w:p/>
     <w:p/>
     <w:p/>
     <w:p/>
@@ -182,6 +185,14 @@
           <w:sz w:val="96"/>
           <w:szCs w:val="96"/>
         </w:rPr>
+        <w:t xml:space="preserve"> </w:t>
+      </w:r>
+      <w:r>
+        <w:rPr>
+          <w:color w:val="4472C4" w:themeColor="accent1"/>
+          <w:sz w:val="96"/>
+          <w:szCs w:val="96"/>
+        </w:rPr>
         <w:t xml:space="preserve">Proposed System </w:t>
       </w:r>
     </w:p>
@@ -278,6 +289,14 @@
           <w:sz w:val="96"/>
           <w:szCs w:val="96"/>
         </w:rPr>
+        <w:t xml:space="preserve"> </w:t>
+      </w:r>
+      <w:r>
+        <w:rPr>
+          <w:color w:val="4472C4" w:themeColor="accent1"/>
+          <w:sz w:val="96"/>
+          <w:szCs w:val="96"/>
+        </w:rPr>
         <w:t>System Diagrams</w:t>
       </w:r>
     </w:p>
@@ -329,7 +348,7 @@
           <w:sz w:val="96"/>
           <w:szCs w:val="96"/>
         </w:rPr>
-        <w:t>System Desig</w:t>
+        <w:t xml:space="preserve"> </w:t>
       </w:r>
       <w:r>
         <w:rPr>
@@ -337,7 +356,7 @@
           <w:sz w:val="96"/>
           <w:szCs w:val="96"/>
         </w:rPr>
-        <w:t>n</w:t>
+        <w:t>System Design</w:t>
       </w:r>
     </w:p>
     <w:p/>
@@ -388,6 +407,14 @@
           <w:sz w:val="96"/>
           <w:szCs w:val="96"/>
         </w:rPr>
+        <w:t xml:space="preserve"> </w:t>
+      </w:r>
+      <w:r>
+        <w:rPr>
+          <w:color w:val="4472C4" w:themeColor="accent1"/>
+          <w:sz w:val="96"/>
+          <w:szCs w:val="96"/>
+        </w:rPr>
         <w:t>System Implementation</w:t>
       </w:r>
     </w:p>
@@ -474,6 +501,14 @@
           <w:sz w:val="96"/>
           <w:szCs w:val="96"/>
         </w:rPr>
+        <w:t xml:space="preserve"> </w:t>
+      </w:r>
+      <w:r>
+        <w:rPr>
+          <w:color w:val="4472C4" w:themeColor="accent1"/>
+          <w:sz w:val="96"/>
+          <w:szCs w:val="96"/>
+        </w:rPr>
         <w:t xml:space="preserve">System Maintenance </w:t>
       </w:r>
     </w:p>
@@ -560,6 +595,16 @@
           <w:szCs w:val="96"/>
         </w:rPr>
       </w:pPr>
+      <w:r>
+        <w:rPr>
+          <w:color w:val="4472C4" w:themeColor="accent1"/>
+          <w:sz w:val="96"/>
+          <w:szCs w:val="96"/>
+        </w:rPr>
+        <w:t xml:space="preserve"> </w:t>
+      </w:r>
+      <w:bookmarkStart w:id="0" w:name="_GoBack"/>
+      <w:bookmarkEnd w:id="0"/>
       <w:r>
         <w:rPr>
           <w:color w:val="4472C4" w:themeColor="accent1"/>
@@ -974,30 +1019,32 @@
                     </wps:style>
                     <wps:txbx>
                       <w:txbxContent>
-                        <w:sdt>
-                          <w:sdtPr>
+                        <w:p>
+                          <w:pPr>
+                            <w:pStyle w:val="Header"/>
+                            <w:jc w:val="center"/>
                             <w:rPr>
                               <w:caps/>
                               <w:color w:val="FFFFFF" w:themeColor="background1"/>
-                              <w:sz w:val="22"/>
-                              <w:szCs w:val="22"/>
                             </w:rPr>
-                            <w:alias w:val="Title"/>
-                            <w:tag w:val=""/>
-                            <w:id w:val="1189017394"/>
-                            <w:dataBinding w:prefixMappings="xmlns:ns0='http://purl.org/dc/elements/1.1/' xmlns:ns1='http://schemas.openxmlformats.org/package/2006/metadata/core-properties' " w:xpath="/ns1:coreProperties[1]/ns0:title[1]" w:storeItemID="{6C3C8BC8-F283-45AE-878A-BAB7291924A1}"/>
-                            <w:text/>
-                          </w:sdtPr>
-                          <w:sdtContent>
-                            <w:p>
-                              <w:pPr>
-                                <w:pStyle w:val="Header"/>
-                                <w:jc w:val="center"/>
-                                <w:rPr>
-                                  <w:caps/>
-                                  <w:color w:val="FFFFFF" w:themeColor="background1"/>
-                                </w:rPr>
-                              </w:pPr>
+                          </w:pPr>
+                          <w:sdt>
+                            <w:sdtPr>
+                              <w:rPr>
+                                <w:caps/>
+                                <w:color w:val="FFFFFF" w:themeColor="background1"/>
+                                <w:sz w:val="22"/>
+                                <w:szCs w:val="22"/>
+                              </w:rPr>
+                              <w:alias w:val="Title"/>
+                              <w:tag w:val=""/>
+                              <w:id w:val="1189017394"/>
+                              <w:showingPlcHdr/>
+                              <w:dataBinding w:prefixMappings="xmlns:ns0='http://purl.org/dc/elements/1.1/' xmlns:ns1='http://schemas.openxmlformats.org/package/2006/metadata/core-properties' " w:xpath="/ns1:coreProperties[1]/ns0:title[1]" w:storeItemID="{6C3C8BC8-F283-45AE-878A-BAB7291924A1}"/>
+                              <w:text/>
+                            </w:sdtPr>
+                            <w:sdtEndPr/>
+                            <w:sdtContent>
                               <w:r>
                                 <w:rPr>
                                   <w:caps/>
@@ -1005,11 +1052,20 @@
                                   <w:sz w:val="22"/>
                                   <w:szCs w:val="22"/>
                                 </w:rPr>
-                                <w:t>APPLICATION FOR DENTAL CLINIC</w:t>
+                                <w:t xml:space="preserve">     </w:t>
                               </w:r>
-                            </w:p>
-                          </w:sdtContent>
-                        </w:sdt>
+                            </w:sdtContent>
+                          </w:sdt>
+                          <w:r>
+                            <w:rPr>
+                              <w:caps/>
+                              <w:color w:val="FFFFFF" w:themeColor="background1"/>
+                              <w:sz w:val="22"/>
+                              <w:szCs w:val="22"/>
+                            </w:rPr>
+                            <w:t>Web Application for Dental Clinic Appointment System</w:t>
+                          </w:r>
+                        </w:p>
                       </w:txbxContent>
                     </wps:txbx>
                     <wps:bodyPr rot="0" spcFirstLastPara="0" vertOverflow="overflow" horzOverflow="overflow" vert="horz" wrap="square" lIns="91440" tIns="45720" rIns="91440" bIns="45720" numCol="1" spcCol="0" rtlCol="0" fromWordArt="0" anchor="ctr" anchorCtr="0" forceAA="0" compatLnSpc="1">
@@ -1035,30 +1091,32 @@
             <v:rect id="Rectangle 197" o:spid="_x0000_s1026" style="position:absolute;margin-left:0;margin-top:0;width:468.5pt;height:21.3pt;z-index:-251657216;visibility:visible;mso-wrap-style:square;mso-width-percent:1000;mso-height-percent:27;mso-top-percent:45;mso-wrap-distance-left:9.35pt;mso-wrap-distance-top:0;mso-wrap-distance-right:9.35pt;mso-wrap-distance-bottom:0;mso-position-horizontal:center;mso-position-horizontal-relative:margin;mso-position-vertical-relative:page;mso-width-percent:1000;mso-height-percent:27;mso-top-percent:45;mso-width-relative:margin;mso-height-relative:page;v-text-anchor:middle" o:gfxdata="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" o:allowoverlap="f" fillcolor="#4472c4 [3204]" stroked="f" strokeweight="1pt">
               <v:textbox style="mso-fit-shape-to-text:t">
                 <w:txbxContent>
-                  <w:sdt>
-                    <w:sdtPr>
+                  <w:p>
+                    <w:pPr>
+                      <w:pStyle w:val="Header"/>
+                      <w:jc w:val="center"/>
                       <w:rPr>
                         <w:caps/>
                         <w:color w:val="FFFFFF" w:themeColor="background1"/>
-                        <w:sz w:val="22"/>
-                        <w:szCs w:val="22"/>
                       </w:rPr>
-                      <w:alias w:val="Title"/>
-                      <w:tag w:val=""/>
-                      <w:id w:val="1189017394"/>
-                      <w:dataBinding w:prefixMappings="xmlns:ns0='http://purl.org/dc/elements/1.1/' xmlns:ns1='http://schemas.openxmlformats.org/package/2006/metadata/core-properties' " w:xpath="/ns1:coreProperties[1]/ns0:title[1]" w:storeItemID="{6C3C8BC8-F283-45AE-878A-BAB7291924A1}"/>
-                      <w:text/>
-                    </w:sdtPr>
-                    <w:sdtContent>
-                      <w:p>
-                        <w:pPr>
-                          <w:pStyle w:val="Header"/>
-                          <w:jc w:val="center"/>
-                          <w:rPr>
-                            <w:caps/>
-                            <w:color w:val="FFFFFF" w:themeColor="background1"/>
-                          </w:rPr>
-                        </w:pPr>
+                    </w:pPr>
+                    <w:sdt>
+                      <w:sdtPr>
+                        <w:rPr>
+                          <w:caps/>
+                          <w:color w:val="FFFFFF" w:themeColor="background1"/>
+                          <w:sz w:val="22"/>
+                          <w:szCs w:val="22"/>
+                        </w:rPr>
+                        <w:alias w:val="Title"/>
+                        <w:tag w:val=""/>
+                        <w:id w:val="1189017394"/>
+                        <w:showingPlcHdr/>
+                        <w:dataBinding w:prefixMappings="xmlns:ns0='http://purl.org/dc/elements/1.1/' xmlns:ns1='http://schemas.openxmlformats.org/package/2006/metadata/core-properties' " w:xpath="/ns1:coreProperties[1]/ns0:title[1]" w:storeItemID="{6C3C8BC8-F283-45AE-878A-BAB7291924A1}"/>
+                        <w:text/>
+                      </w:sdtPr>
+                      <w:sdtEndPr/>
+                      <w:sdtContent>
                         <w:r>
                           <w:rPr>
                             <w:caps/>
@@ -1066,11 +1124,20 @@
                             <w:sz w:val="22"/>
                             <w:szCs w:val="22"/>
                           </w:rPr>
-                          <w:t>APPLICATION FOR DENTAL CLINIC</w:t>
+                          <w:t xml:space="preserve">     </w:t>
                         </w:r>
-                      </w:p>
-                    </w:sdtContent>
-                  </w:sdt>
+                      </w:sdtContent>
+                    </w:sdt>
+                    <w:r>
+                      <w:rPr>
+                        <w:caps/>
+                        <w:color w:val="FFFFFF" w:themeColor="background1"/>
+                        <w:sz w:val="22"/>
+                        <w:szCs w:val="22"/>
+                      </w:rPr>
+                      <w:t>Web Application for Dental Clinic Appointment System</w:t>
+                    </w:r>
+                  </w:p>
                 </w:txbxContent>
               </v:textbox>
               <w10:wrap type="square" anchorx="margin" anchory="page"/>

--- a/Documentation/Mid.docx
+++ b/Documentation/Mid.docx
@@ -12,6 +12,8 @@
           <w:szCs w:val="56"/>
         </w:rPr>
       </w:pPr>
+      <w:bookmarkStart w:id="0" w:name="_GoBack"/>
+      <w:bookmarkEnd w:id="0"/>
     </w:p>
     <w:p>
       <w:pPr>
@@ -603,8 +605,6 @@
         </w:rPr>
         <w:t xml:space="preserve"> </w:t>
       </w:r>
-      <w:bookmarkStart w:id="0" w:name="_GoBack"/>
-      <w:bookmarkEnd w:id="0"/>
       <w:r>
         <w:rPr>
           <w:color w:val="4472C4" w:themeColor="accent1"/>
@@ -650,280 +650,8 @@
 <w:ftr xmlns:wpc="http://schemas.microsoft.com/office/word/2010/wordprocessingCanvas" xmlns:cx="http://schemas.microsoft.com/office/drawing/2014/chartex" xmlns:cx1="http://schemas.microsoft.com/office/drawing/2015/9/8/chartex" xmlns:cx2="http://schemas.microsoft.com/office/drawing/2015/10/21/chartex" xmlns:cx3="http://schemas.microsoft.com/office/drawing/2016/5/9/chartex" xmlns:cx4="http://schemas.microsoft.com/office/drawing/2016/5/10/chartex" xmlns:cx5="http://schemas.microsoft.com/office/drawing/2016/5/11/chartex" xmlns:cx6="http://schemas.microsoft.com/office/drawing/2016/5/12/chartex" xmlns:cx7="http://schemas.microsoft.com/office/drawing/2016/5/13/chartex" xmlns:cx8="http://schemas.microsoft.com/office/drawing/2016/5/14/chartex" xmlns:mc="http://schemas.openxmlformats.org/markup-compatibility/2006" xmlns:aink="http://schemas.microsoft.com/office/drawing/2016/ink" xmlns:am3d="http://schemas.microsoft.com/office/drawing/2017/model3d" xmlns:o="urn:schemas-microsoft-com:office:office" xmlns:r="http://schemas.openxmlformats.org/officeDocument/2006/relationships" xmlns:m="http://schemas.openxmlformats.org/officeDocument/2006/math" xmlns:v="urn:schemas-microsoft-com:vml" xmlns:wp14="http://schemas.microsoft.com/office/word/2010/wordprocessingDrawing" xmlns:wp="http://schemas.openxmlformats.org/drawingml/2006/wordprocessingDrawing" xmlns:w10="urn:schemas-microsoft-com:office:word" xmlns:w="http://schemas.openxmlformats.org/wordprocessingml/2006/main" xmlns:w14="http://schemas.microsoft.com/office/word/2010/wordml" xmlns:w15="http://schemas.microsoft.com/office/word/2012/wordml" xmlns:w16cid="http://schemas.microsoft.com/office/word/2016/wordml/cid" xmlns:w16se="http://schemas.microsoft.com/office/word/2015/wordml/symex" xmlns:wpg="http://schemas.microsoft.com/office/word/2010/wordprocessingGroup" xmlns:wpi="http://schemas.microsoft.com/office/word/2010/wordprocessingInk" xmlns:wne="http://schemas.microsoft.com/office/word/2006/wordml" xmlns:wps="http://schemas.microsoft.com/office/word/2010/wordprocessingShape" mc:Ignorable="w14 w15 w16se w16cid wp14">
   <w:p>
     <w:pPr>
-      <w:jc w:val="both"/>
-      <w:rPr>
-        <w:b/>
-        <w:bCs/>
-        <w:sz w:val="28"/>
-        <w:szCs w:val="28"/>
-      </w:rPr>
-    </w:pPr>
-    <w:r>
-      <w:rPr>
-        <w:b/>
-        <w:bCs/>
-        <w:sz w:val="28"/>
-        <w:szCs w:val="28"/>
-      </w:rPr>
-      <w:t>Introduction to Project</w:t>
-    </w:r>
-  </w:p>
-  <w:p>
-    <w:pPr>
       <w:pStyle w:val="Footer"/>
     </w:pPr>
-    <w:r>
-      <w:rPr>
-        <w:noProof/>
-      </w:rPr>
-      <mc:AlternateContent>
-        <mc:Choice Requires="wps">
-          <w:drawing>
-            <wp:anchor distT="182880" distB="182880" distL="114300" distR="114300" simplePos="0" relativeHeight="251661312" behindDoc="0" locked="0" layoutInCell="1" allowOverlap="0">
-              <wp:simplePos x="0" y="0"/>
-              <wp:positionH relativeFrom="page">
-                <wp:align>center</wp:align>
-              </wp:positionH>
-              <mc:AlternateContent>
-                <mc:Choice Requires="wp14">
-                  <wp:positionV relativeFrom="page">
-                    <wp14:pctPosVOffset>94100</wp14:pctPosVOffset>
-                  </wp:positionV>
-                </mc:Choice>
-                <mc:Fallback>
-                  <wp:positionV relativeFrom="page">
-                    <wp:posOffset>10060940</wp:posOffset>
-                  </wp:positionV>
-                </mc:Fallback>
-              </mc:AlternateContent>
-              <wp:extent cx="5943600" cy="393192"/>
-              <wp:effectExtent l="0" t="0" r="0" b="6985"/>
-              <wp:wrapTopAndBottom/>
-              <wp:docPr id="13" name="Text Box 13" descr="Color-block footer displaying page number"/>
-              <wp:cNvGraphicFramePr/>
-              <a:graphic xmlns:a="http://schemas.openxmlformats.org/drawingml/2006/main">
-                <a:graphicData uri="http://schemas.microsoft.com/office/word/2010/wordprocessingShape">
-                  <wps:wsp>
-                    <wps:cNvSpPr txBox="1"/>
-                    <wps:spPr>
-                      <a:xfrm>
-                        <a:off x="0" y="0"/>
-                        <a:ext cx="5943600" cy="393192"/>
-                      </a:xfrm>
-                      <a:prstGeom prst="rect">
-                        <a:avLst/>
-                      </a:prstGeom>
-                      <a:noFill/>
-                      <a:ln w="6350">
-                        <a:noFill/>
-                      </a:ln>
-                      <a:effectLst/>
-                    </wps:spPr>
-                    <wps:style>
-                      <a:lnRef idx="0">
-                        <a:schemeClr val="accent1"/>
-                      </a:lnRef>
-                      <a:fillRef idx="0">
-                        <a:schemeClr val="accent1"/>
-                      </a:fillRef>
-                      <a:effectRef idx="0">
-                        <a:schemeClr val="accent1"/>
-                      </a:effectRef>
-                      <a:fontRef idx="minor">
-                        <a:schemeClr val="dk1"/>
-                      </a:fontRef>
-                    </wps:style>
-                    <wps:txbx>
-                      <w:txbxContent>
-                        <w:tbl>
-                          <w:tblPr>
-                            <w:tblW w:w="5000" w:type="pct"/>
-                            <w:tblCellMar>
-                              <w:left w:w="0" w:type="dxa"/>
-                              <w:right w:w="0" w:type="dxa"/>
-                            </w:tblCellMar>
-                            <w:tblLook w:val="04A0" w:firstRow="1" w:lastRow="0" w:firstColumn="1" w:lastColumn="0" w:noHBand="0" w:noVBand="1"/>
-                            <w:tblDescription w:val="Footer content"/>
-                          </w:tblPr>
-                          <w:tblGrid>
-                            <w:gridCol w:w="180"/>
-                            <w:gridCol w:w="8385"/>
-                            <w:gridCol w:w="451"/>
-                          </w:tblGrid>
-                          <w:tr>
-                            <w:trPr>
-                              <w:trHeight w:hRule="exact" w:val="360"/>
-                            </w:trPr>
-                            <w:tc>
-                              <w:tcPr>
-                                <w:tcW w:w="100" w:type="pct"/>
-                                <w:shd w:val="clear" w:color="auto" w:fill="4472C4" w:themeFill="accent1"/>
-                                <w:vAlign w:val="center"/>
-                              </w:tcPr>
-                              <w:p>
-                                <w:pPr>
-                                  <w:pStyle w:val="Footer"/>
-                                  <w:spacing w:before="40" w:after="40"/>
-                                  <w:rPr>
-                                    <w:color w:val="FFFFFF" w:themeColor="background1"/>
-                                  </w:rPr>
-                                </w:pPr>
-                              </w:p>
-                            </w:tc>
-                            <w:tc>
-                              <w:tcPr>
-                                <w:tcW w:w="4650" w:type="pct"/>
-                                <w:shd w:val="clear" w:color="auto" w:fill="2E74B5" w:themeFill="accent5" w:themeFillShade="BF"/>
-                                <w:vAlign w:val="center"/>
-                              </w:tcPr>
-                              <w:p>
-                                <w:pPr>
-                                  <w:pStyle w:val="Footer"/>
-                                  <w:spacing w:before="40" w:after="40"/>
-                                  <w:ind w:left="144" w:right="144"/>
-                                  <w:rPr>
-                                    <w:color w:val="FFFFFF" w:themeColor="background1"/>
-                                  </w:rPr>
-                                </w:pPr>
-                              </w:p>
-                            </w:tc>
-                            <w:tc>
-                              <w:tcPr>
-                                <w:tcW w:w="250" w:type="pct"/>
-                                <w:shd w:val="clear" w:color="auto" w:fill="4472C4" w:themeFill="accent1"/>
-                                <w:vAlign w:val="center"/>
-                              </w:tcPr>
-                              <w:p>
-                                <w:pPr>
-                                  <w:pStyle w:val="Footer"/>
-                                  <w:spacing w:before="40" w:after="40"/>
-                                  <w:jc w:val="center"/>
-                                  <w:rPr>
-                                    <w:color w:val="FFFFFF" w:themeColor="background1"/>
-                                  </w:rPr>
-                                </w:pPr>
-                              </w:p>
-                            </w:tc>
-                          </w:tr>
-                        </w:tbl>
-                        <w:p>
-                          <w:pPr>
-                            <w:pStyle w:val="NoSpacing"/>
-                          </w:pPr>
-                        </w:p>
-                      </w:txbxContent>
-                    </wps:txbx>
-                    <wps:bodyPr rot="0" spcFirstLastPara="0" vertOverflow="overflow" horzOverflow="overflow" vert="horz" wrap="square" lIns="0" tIns="0" rIns="0" bIns="0" numCol="1" spcCol="0" rtlCol="0" fromWordArt="0" anchor="t" anchorCtr="0" forceAA="0" compatLnSpc="1">
-                      <a:prstTxWarp prst="textNoShape">
-                        <a:avLst/>
-                      </a:prstTxWarp>
-                      <a:noAutofit/>
-                    </wps:bodyPr>
-                  </wps:wsp>
-                </a:graphicData>
-              </a:graphic>
-              <wp14:sizeRelH relativeFrom="margin">
-                <wp14:pctWidth>100000</wp14:pctWidth>
-              </wp14:sizeRelH>
-              <wp14:sizeRelV relativeFrom="margin">
-                <wp14:pctHeight>0</wp14:pctHeight>
-              </wp14:sizeRelV>
-            </wp:anchor>
-          </w:drawing>
-        </mc:Choice>
-        <mc:Fallback>
-          <w:pict>
-            <v:shapetype id="_x0000_t202" coordsize="21600,21600" o:spt="202" path="m,l,21600r21600,l21600,xe">
-              <v:stroke joinstyle="miter"/>
-              <v:path gradientshapeok="t" o:connecttype="rect"/>
-            </v:shapetype>
-            <v:shape id="Text Box 13" o:spid="_x0000_s1027" type="#_x0000_t202" alt="Color-block footer displaying page number" style="position:absolute;margin-left:0;margin-top:0;width:468pt;height:30.95pt;z-index:251661312;visibility:visible;mso-wrap-style:square;mso-width-percent:1000;mso-height-percent:0;mso-top-percent:941;mso-wrap-distance-left:9pt;mso-wrap-distance-top:14.4pt;mso-wrap-distance-right:9pt;mso-wrap-distance-bottom:14.4pt;mso-position-horizontal:center;mso-position-horizontal-relative:page;mso-position-vertical-relative:page;mso-width-percent:1000;mso-height-percent:0;mso-top-percent:941;mso-width-relative:margin;mso-height-relative:margin;v-text-anchor:top" o:gfxdata="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" o:allowoverlap="f" filled="f" stroked="f" strokeweight=".5pt">
-              <v:textbox inset="0,0,0,0">
-                <w:txbxContent>
-                  <w:tbl>
-                    <w:tblPr>
-                      <w:tblW w:w="5000" w:type="pct"/>
-                      <w:tblCellMar>
-                        <w:left w:w="0" w:type="dxa"/>
-                        <w:right w:w="0" w:type="dxa"/>
-                      </w:tblCellMar>
-                      <w:tblLook w:val="04A0" w:firstRow="1" w:lastRow="0" w:firstColumn="1" w:lastColumn="0" w:noHBand="0" w:noVBand="1"/>
-                      <w:tblDescription w:val="Footer content"/>
-                    </w:tblPr>
-                    <w:tblGrid>
-                      <w:gridCol w:w="180"/>
-                      <w:gridCol w:w="8385"/>
-                      <w:gridCol w:w="451"/>
-                    </w:tblGrid>
-                    <w:tr>
-                      <w:trPr>
-                        <w:trHeight w:hRule="exact" w:val="360"/>
-                      </w:trPr>
-                      <w:tc>
-                        <w:tcPr>
-                          <w:tcW w:w="100" w:type="pct"/>
-                          <w:shd w:val="clear" w:color="auto" w:fill="4472C4" w:themeFill="accent1"/>
-                          <w:vAlign w:val="center"/>
-                        </w:tcPr>
-                        <w:p>
-                          <w:pPr>
-                            <w:pStyle w:val="Footer"/>
-                            <w:spacing w:before="40" w:after="40"/>
-                            <w:rPr>
-                              <w:color w:val="FFFFFF" w:themeColor="background1"/>
-                            </w:rPr>
-                          </w:pPr>
-                        </w:p>
-                      </w:tc>
-                      <w:tc>
-                        <w:tcPr>
-                          <w:tcW w:w="4650" w:type="pct"/>
-                          <w:shd w:val="clear" w:color="auto" w:fill="2E74B5" w:themeFill="accent5" w:themeFillShade="BF"/>
-                          <w:vAlign w:val="center"/>
-                        </w:tcPr>
-                        <w:p>
-                          <w:pPr>
-                            <w:pStyle w:val="Footer"/>
-                            <w:spacing w:before="40" w:after="40"/>
-                            <w:ind w:left="144" w:right="144"/>
-                            <w:rPr>
-                              <w:color w:val="FFFFFF" w:themeColor="background1"/>
-                            </w:rPr>
-                          </w:pPr>
-                        </w:p>
-                      </w:tc>
-                      <w:tc>
-                        <w:tcPr>
-                          <w:tcW w:w="250" w:type="pct"/>
-                          <w:shd w:val="clear" w:color="auto" w:fill="4472C4" w:themeFill="accent1"/>
-                          <w:vAlign w:val="center"/>
-                        </w:tcPr>
-                        <w:p>
-                          <w:pPr>
-                            <w:pStyle w:val="Footer"/>
-                            <w:spacing w:before="40" w:after="40"/>
-                            <w:jc w:val="center"/>
-                            <w:rPr>
-                              <w:color w:val="FFFFFF" w:themeColor="background1"/>
-                            </w:rPr>
-                          </w:pPr>
-                        </w:p>
-                      </w:tc>
-                    </w:tr>
-                  </w:tbl>
-                  <w:p>
-                    <w:pPr>
-                      <w:pStyle w:val="NoSpacing"/>
-                    </w:pPr>
-                  </w:p>
-                </w:txbxContent>
-              </v:textbox>
-              <w10:wrap type="topAndBottom" anchorx="page" anchory="page"/>
-            </v:shape>
-          </w:pict>
-        </mc:Fallback>
-      </mc:AlternateContent>
-    </w:r>
   </w:p>
 </w:ftr>
 </file>
@@ -953,199 +681,6 @@
     <w:pPr>
       <w:pStyle w:val="Header"/>
     </w:pPr>
-    <w:r>
-      <w:rPr>
-        <w:noProof/>
-      </w:rPr>
-      <mc:AlternateContent>
-        <mc:Choice Requires="wps">
-          <w:drawing>
-            <wp:anchor distT="0" distB="0" distL="118745" distR="118745" simplePos="0" relativeHeight="251659264" behindDoc="1" locked="0" layoutInCell="1" allowOverlap="0">
-              <wp:simplePos x="0" y="0"/>
-              <wp:positionH relativeFrom="margin">
-                <wp:align>center</wp:align>
-              </wp:positionH>
-              <mc:AlternateContent>
-                <mc:Choice Requires="wp14">
-                  <wp:positionV relativeFrom="page">
-                    <wp14:pctPosVOffset>4500</wp14:pctPosVOffset>
-                  </wp:positionV>
-                </mc:Choice>
-                <mc:Fallback>
-                  <wp:positionV relativeFrom="page">
-                    <wp:posOffset>480695</wp:posOffset>
-                  </wp:positionV>
-                </mc:Fallback>
-              </mc:AlternateContent>
-              <wp:extent cx="5950039" cy="270457"/>
-              <wp:effectExtent l="0" t="0" r="0" b="7620"/>
-              <wp:wrapSquare wrapText="bothSides"/>
-              <wp:docPr id="197" name="Rectangle 197"/>
-              <wp:cNvGraphicFramePr/>
-              <a:graphic xmlns:a="http://schemas.openxmlformats.org/drawingml/2006/main">
-                <a:graphicData uri="http://schemas.microsoft.com/office/word/2010/wordprocessingShape">
-                  <wps:wsp>
-                    <wps:cNvSpPr/>
-                    <wps:spPr>
-                      <a:xfrm>
-                        <a:off x="0" y="0"/>
-                        <a:ext cx="5950039" cy="270457"/>
-                      </a:xfrm>
-                      <a:prstGeom prst="rect">
-                        <a:avLst/>
-                      </a:prstGeom>
-                      <a:solidFill>
-                        <a:schemeClr val="accent1"/>
-                      </a:solidFill>
-                      <a:ln>
-                        <a:noFill/>
-                      </a:ln>
-                    </wps:spPr>
-                    <wps:style>
-                      <a:lnRef idx="2">
-                        <a:schemeClr val="accent1">
-                          <a:shade val="50000"/>
-                        </a:schemeClr>
-                      </a:lnRef>
-                      <a:fillRef idx="1">
-                        <a:schemeClr val="accent1"/>
-                      </a:fillRef>
-                      <a:effectRef idx="0">
-                        <a:schemeClr val="accent1"/>
-                      </a:effectRef>
-                      <a:fontRef idx="minor">
-                        <a:schemeClr val="lt1"/>
-                      </a:fontRef>
-                    </wps:style>
-                    <wps:txbx>
-                      <w:txbxContent>
-                        <w:p>
-                          <w:pPr>
-                            <w:pStyle w:val="Header"/>
-                            <w:jc w:val="center"/>
-                            <w:rPr>
-                              <w:caps/>
-                              <w:color w:val="FFFFFF" w:themeColor="background1"/>
-                            </w:rPr>
-                          </w:pPr>
-                          <w:sdt>
-                            <w:sdtPr>
-                              <w:rPr>
-                                <w:caps/>
-                                <w:color w:val="FFFFFF" w:themeColor="background1"/>
-                                <w:sz w:val="22"/>
-                                <w:szCs w:val="22"/>
-                              </w:rPr>
-                              <w:alias w:val="Title"/>
-                              <w:tag w:val=""/>
-                              <w:id w:val="1189017394"/>
-                              <w:showingPlcHdr/>
-                              <w:dataBinding w:prefixMappings="xmlns:ns0='http://purl.org/dc/elements/1.1/' xmlns:ns1='http://schemas.openxmlformats.org/package/2006/metadata/core-properties' " w:xpath="/ns1:coreProperties[1]/ns0:title[1]" w:storeItemID="{6C3C8BC8-F283-45AE-878A-BAB7291924A1}"/>
-                              <w:text/>
-                            </w:sdtPr>
-                            <w:sdtEndPr/>
-                            <w:sdtContent>
-                              <w:r>
-                                <w:rPr>
-                                  <w:caps/>
-                                  <w:color w:val="FFFFFF" w:themeColor="background1"/>
-                                  <w:sz w:val="22"/>
-                                  <w:szCs w:val="22"/>
-                                </w:rPr>
-                                <w:t xml:space="preserve">     </w:t>
-                              </w:r>
-                            </w:sdtContent>
-                          </w:sdt>
-                          <w:r>
-                            <w:rPr>
-                              <w:caps/>
-                              <w:color w:val="FFFFFF" w:themeColor="background1"/>
-                              <w:sz w:val="22"/>
-                              <w:szCs w:val="22"/>
-                            </w:rPr>
-                            <w:t>Web Application for Dental Clinic Appointment System</w:t>
-                          </w:r>
-                        </w:p>
-                      </w:txbxContent>
-                    </wps:txbx>
-                    <wps:bodyPr rot="0" spcFirstLastPara="0" vertOverflow="overflow" horzOverflow="overflow" vert="horz" wrap="square" lIns="91440" tIns="45720" rIns="91440" bIns="45720" numCol="1" spcCol="0" rtlCol="0" fromWordArt="0" anchor="ctr" anchorCtr="0" forceAA="0" compatLnSpc="1">
-                      <a:prstTxWarp prst="textNoShape">
-                        <a:avLst/>
-                      </a:prstTxWarp>
-                      <a:spAutoFit/>
-                    </wps:bodyPr>
-                  </wps:wsp>
-                </a:graphicData>
-              </a:graphic>
-              <wp14:sizeRelH relativeFrom="margin">
-                <wp14:pctWidth>100000</wp14:pctWidth>
-              </wp14:sizeRelH>
-              <wp14:sizeRelV relativeFrom="page">
-                <wp14:pctHeight>2700</wp14:pctHeight>
-              </wp14:sizeRelV>
-            </wp:anchor>
-          </w:drawing>
-        </mc:Choice>
-        <mc:Fallback>
-          <w:pict>
-            <v:rect id="Rectangle 197" o:spid="_x0000_s1026" style="position:absolute;margin-left:0;margin-top:0;width:468.5pt;height:21.3pt;z-index:-251657216;visibility:visible;mso-wrap-style:square;mso-width-percent:1000;mso-height-percent:27;mso-top-percent:45;mso-wrap-distance-left:9.35pt;mso-wrap-distance-top:0;mso-wrap-distance-right:9.35pt;mso-wrap-distance-bottom:0;mso-position-horizontal:center;mso-position-horizontal-relative:margin;mso-position-vertical-relative:page;mso-width-percent:1000;mso-height-percent:27;mso-top-percent:45;mso-width-relative:margin;mso-height-relative:page;v-text-anchor:middle" o:gfxdata="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" o:allowoverlap="f" fillcolor="#4472c4 [3204]" stroked="f" strokeweight="1pt">
-              <v:textbox style="mso-fit-shape-to-text:t">
-                <w:txbxContent>
-                  <w:p>
-                    <w:pPr>
-                      <w:pStyle w:val="Header"/>
-                      <w:jc w:val="center"/>
-                      <w:rPr>
-                        <w:caps/>
-                        <w:color w:val="FFFFFF" w:themeColor="background1"/>
-                      </w:rPr>
-                    </w:pPr>
-                    <w:sdt>
-                      <w:sdtPr>
-                        <w:rPr>
-                          <w:caps/>
-                          <w:color w:val="FFFFFF" w:themeColor="background1"/>
-                          <w:sz w:val="22"/>
-                          <w:szCs w:val="22"/>
-                        </w:rPr>
-                        <w:alias w:val="Title"/>
-                        <w:tag w:val=""/>
-                        <w:id w:val="1189017394"/>
-                        <w:showingPlcHdr/>
-                        <w:dataBinding w:prefixMappings="xmlns:ns0='http://purl.org/dc/elements/1.1/' xmlns:ns1='http://schemas.openxmlformats.org/package/2006/metadata/core-properties' " w:xpath="/ns1:coreProperties[1]/ns0:title[1]" w:storeItemID="{6C3C8BC8-F283-45AE-878A-BAB7291924A1}"/>
-                        <w:text/>
-                      </w:sdtPr>
-                      <w:sdtEndPr/>
-                      <w:sdtContent>
-                        <w:r>
-                          <w:rPr>
-                            <w:caps/>
-                            <w:color w:val="FFFFFF" w:themeColor="background1"/>
-                            <w:sz w:val="22"/>
-                            <w:szCs w:val="22"/>
-                          </w:rPr>
-                          <w:t xml:space="preserve">     </w:t>
-                        </w:r>
-                      </w:sdtContent>
-                    </w:sdt>
-                    <w:r>
-                      <w:rPr>
-                        <w:caps/>
-                        <w:color w:val="FFFFFF" w:themeColor="background1"/>
-                        <w:sz w:val="22"/>
-                        <w:szCs w:val="22"/>
-                      </w:rPr>
-                      <w:t>Web Application for Dental Clinic Appointment System</w:t>
-                    </w:r>
-                  </w:p>
-                </w:txbxContent>
-              </v:textbox>
-              <w10:wrap type="square" anchorx="margin" anchory="page"/>
-            </v:rect>
-          </w:pict>
-        </mc:Fallback>
-      </mc:AlternateContent>
-    </w:r>
   </w:p>
 </w:hdr>
 </file>
